--- a/ai agent進度.docx
+++ b/ai agent進度.docx
@@ -13,6 +13,11 @@
       </w:hyperlink>
     </w:p>
     <w:p>
+      <w:pPr>
+        <w:rPr>
+          <w:rFonts w:hint="eastAsia"/>
+        </w:rPr>
+      </w:pPr>
       <w:hyperlink r:id="rId5" w:history="1">
         <w:r>
           <w:rPr>
@@ -21,13 +26,6 @@
           <w:t>https://www.youtube.com/watch?v=e-9zHHzGM3k</w:t>
         </w:r>
       </w:hyperlink>
-    </w:p>
-    <w:p>
-      <w:pPr>
-        <w:rPr>
-          <w:rFonts w:hint="eastAsia"/>
-        </w:rPr>
-      </w:pPr>
       <w:bookmarkStart w:id="0" w:name="_GoBack"/>
       <w:bookmarkEnd w:id="0"/>
     </w:p>
